--- a/docs/monitoring/Critical_Operations_Guide_RabbitMQ_Redis.docx
+++ b/docs/monitoring/Critical_Operations_Guide_RabbitMQ_Redis.docx
@@ -166,7 +166,23 @@
         <w:rPr>
           <w:sz w:val="20"/>
         </w:rPr>
-        <w:t xml:space="preserve">  A.10 What NOT To Do — RabbitMQ</w:t>
+        <w:t xml:space="preserve">  A.10 Why rabbitmqctl list_queues Hangs (and the Fix)</w:t>
+      </w:r>
+    </w:p>
+    <w:p>
+      <w:r>
+        <w:rPr>
+          <w:sz w:val="20"/>
+        </w:rPr>
+        <w:t xml:space="preserve">  A.11 Pre-Restart Decision Script</w:t>
+      </w:r>
+    </w:p>
+    <w:p>
+      <w:r>
+        <w:rPr>
+          <w:sz w:val="20"/>
+        </w:rPr>
+        <w:t xml:space="preserve">  A.12 What NOT To Do — RabbitMQ</w:t>
       </w:r>
     </w:p>
     <w:p/>
@@ -2593,7 +2609,588 @@
         <w:pStyle w:val="Heading2"/>
       </w:pPr>
       <w:r>
-        <w:t>A.10  What NOT To Do — RabbitMQ</w:t>
+        <w:t>A.10  Why rabbitmqctl list_queues Hangs (and the Fix)</w:t>
+      </w:r>
+    </w:p>
+    <w:p>
+      <w:pPr>
+        <w:spacing w:before="120" w:after="120"/>
+      </w:pPr>
+      <w:r>
+        <w:rPr>
+          <w:b/>
+          <w:color w:val="C00000"/>
+          <w:sz w:val="20"/>
+        </w:rPr>
+        <w:t xml:space="preserve">  CRITICAL: </w:t>
+      </w:r>
+      <w:r>
+        <w:rPr>
+          <w:color w:val="C00000"/>
+          <w:sz w:val="20"/>
+        </w:rPr>
+        <w:t>rabbitmqctl list_queues contacts EVERY queue leader across the cluster. It will HANG INDEFINITELY if any queue leader is on a node that is down, unreachable, or paused (pause_minority). This is by design — the CLI waits for a response from each queue.</w:t>
+      </w:r>
+    </w:p>
+    <w:p>
+      <w:r>
+        <w:t>When it hangs:</w:t>
+      </w:r>
+    </w:p>
+    <w:p>
+      <w:pPr>
+        <w:pStyle w:val="ListBullet"/>
+      </w:pPr>
+      <w:r>
+        <w:rPr>
+          <w:sz w:val="20"/>
+        </w:rPr>
+        <w:t>A quorum queue's leader is on a node that is down or partitioned</w:t>
+      </w:r>
+    </w:p>
+    <w:p>
+      <w:pPr>
+        <w:pStyle w:val="ListBullet"/>
+      </w:pPr>
+      <w:r>
+        <w:rPr>
+          <w:sz w:val="20"/>
+        </w:rPr>
+        <w:t>A classic queue's master is on a paused node (pause_minority)</w:t>
+      </w:r>
+    </w:p>
+    <w:p>
+      <w:pPr>
+        <w:pStyle w:val="ListBullet"/>
+      </w:pPr>
+      <w:r>
+        <w:rPr>
+          <w:sz w:val="20"/>
+        </w:rPr>
+        <w:t>The Mnesia stats database is overloaded (too many queues/connections)</w:t>
+      </w:r>
+    </w:p>
+    <w:p>
+      <w:pPr>
+        <w:pStyle w:val="ListBullet"/>
+      </w:pPr>
+      <w:r>
+        <w:rPr>
+          <w:sz w:val="20"/>
+        </w:rPr>
+        <w:t>The Erlang distribution channel between nodes is saturated</w:t>
+      </w:r>
+    </w:p>
+    <w:p>
+      <w:r>
+        <w:t>Solutions (use these instead):</w:t>
+      </w:r>
+    </w:p>
+    <w:tbl>
+      <w:tblPr>
+        <w:tblStyle w:val="TableGrid"/>
+        <w:tblW w:type="auto" w:w="0"/>
+        <w:jc w:val="center"/>
+        <w:tblLook w:firstColumn="1" w:firstRow="1" w:lastColumn="0" w:lastRow="0" w:noHBand="0" w:noVBand="1" w:val="04A0"/>
+      </w:tblPr>
+      <w:tblGrid>
+        <w:gridCol w:w="2160"/>
+        <w:gridCol w:w="2160"/>
+        <w:gridCol w:w="2160"/>
+        <w:gridCol w:w="2160"/>
+      </w:tblGrid>
+      <w:tr>
+        <w:tc>
+          <w:tcPr>
+            <w:tcW w:type="dxa" w:w="2160"/>
+            <w:shd w:fill="2C3E50" w:val="clear"/>
+          </w:tcPr>
+          <w:p>
+            <w:r>
+              <w:rPr>
+                <w:b/>
+                <w:color w:val="FFFFFF"/>
+                <w:sz w:val="18"/>
+              </w:rPr>
+              <w:t>Method</w:t>
+            </w:r>
+          </w:p>
+        </w:tc>
+        <w:tc>
+          <w:tcPr>
+            <w:tcW w:type="dxa" w:w="2160"/>
+            <w:shd w:fill="2C3E50" w:val="clear"/>
+          </w:tcPr>
+          <w:p>
+            <w:r>
+              <w:rPr>
+                <w:b/>
+                <w:color w:val="FFFFFF"/>
+                <w:sz w:val="18"/>
+              </w:rPr>
+              <w:t>Command</w:t>
+            </w:r>
+          </w:p>
+        </w:tc>
+        <w:tc>
+          <w:tcPr>
+            <w:tcW w:type="dxa" w:w="2160"/>
+            <w:shd w:fill="2C3E50" w:val="clear"/>
+          </w:tcPr>
+          <w:p>
+            <w:r>
+              <w:rPr>
+                <w:b/>
+                <w:color w:val="FFFFFF"/>
+                <w:sz w:val="18"/>
+              </w:rPr>
+              <w:t>Hangs?</w:t>
+            </w:r>
+          </w:p>
+        </w:tc>
+        <w:tc>
+          <w:tcPr>
+            <w:tcW w:type="dxa" w:w="2160"/>
+            <w:shd w:fill="2C3E50" w:val="clear"/>
+          </w:tcPr>
+          <w:p>
+            <w:r>
+              <w:rPr>
+                <w:b/>
+                <w:color w:val="FFFFFF"/>
+                <w:sz w:val="18"/>
+              </w:rPr>
+              <w:t>When to Use</w:t>
+            </w:r>
+          </w:p>
+        </w:tc>
+      </w:tr>
+      <w:tr>
+        <w:tc>
+          <w:tcPr>
+            <w:tcW w:type="dxa" w:w="2160"/>
+          </w:tcPr>
+          <w:p>
+            <w:r>
+              <w:rPr>
+                <w:sz w:val="18"/>
+              </w:rPr>
+              <w:t>Management HTTP API</w:t>
+              <w:br/>
+              <w:t>(RECOMMENDED)</w:t>
+            </w:r>
+          </w:p>
+        </w:tc>
+        <w:tc>
+          <w:tcPr>
+            <w:tcW w:type="dxa" w:w="2160"/>
+          </w:tcPr>
+          <w:p>
+            <w:r>
+              <w:rPr>
+                <w:sz w:val="18"/>
+              </w:rPr>
+              <w:t>curl -s -u admin:pass http://node:15672/api/queues/%2F</w:t>
+            </w:r>
+          </w:p>
+        </w:tc>
+        <w:tc>
+          <w:tcPr>
+            <w:tcW w:type="dxa" w:w="2160"/>
+          </w:tcPr>
+          <w:p>
+            <w:r>
+              <w:rPr>
+                <w:sz w:val="18"/>
+              </w:rPr>
+              <w:t>NEVER — returns cached stats</w:t>
+            </w:r>
+          </w:p>
+        </w:tc>
+        <w:tc>
+          <w:tcPr>
+            <w:tcW w:type="dxa" w:w="2160"/>
+          </w:tcPr>
+          <w:p>
+            <w:r>
+              <w:rPr>
+                <w:sz w:val="18"/>
+              </w:rPr>
+              <w:t>Always. Default for all automation.</w:t>
+            </w:r>
+          </w:p>
+        </w:tc>
+      </w:tr>
+      <w:tr>
+        <w:tc>
+          <w:tcPr>
+            <w:tcW w:type="dxa" w:w="2160"/>
+            <w:shd w:fill="F2F3F4" w:val="clear"/>
+          </w:tcPr>
+          <w:p>
+            <w:r>
+              <w:rPr>
+                <w:sz w:val="18"/>
+              </w:rPr>
+              <w:t>CLI with --local flag</w:t>
+            </w:r>
+          </w:p>
+        </w:tc>
+        <w:tc>
+          <w:tcPr>
+            <w:tcW w:type="dxa" w:w="2160"/>
+            <w:shd w:fill="F2F3F4" w:val="clear"/>
+          </w:tcPr>
+          <w:p>
+            <w:r>
+              <w:rPr>
+                <w:sz w:val="18"/>
+              </w:rPr>
+              <w:t>sudo ${RABBITMQCTL} list_queues --local name messages --timeout 60000</w:t>
+            </w:r>
+          </w:p>
+        </w:tc>
+        <w:tc>
+          <w:tcPr>
+            <w:tcW w:type="dxa" w:w="2160"/>
+            <w:shd w:fill="F2F3F4" w:val="clear"/>
+          </w:tcPr>
+          <w:p>
+            <w:r>
+              <w:rPr>
+                <w:sz w:val="18"/>
+              </w:rPr>
+              <w:t>NO — only queries local node</w:t>
+            </w:r>
+          </w:p>
+        </w:tc>
+        <w:tc>
+          <w:tcPr>
+            <w:tcW w:type="dxa" w:w="2160"/>
+            <w:shd w:fill="F2F3F4" w:val="clear"/>
+          </w:tcPr>
+          <w:p>
+            <w:r>
+              <w:rPr>
+                <w:sz w:val="18"/>
+              </w:rPr>
+              <w:t>When you need CLI and only want queues on this node</w:t>
+            </w:r>
+          </w:p>
+        </w:tc>
+      </w:tr>
+      <w:tr>
+        <w:tc>
+          <w:tcPr>
+            <w:tcW w:type="dxa" w:w="2160"/>
+          </w:tcPr>
+          <w:p>
+            <w:r>
+              <w:rPr>
+                <w:sz w:val="18"/>
+              </w:rPr>
+              <w:t>CLI with --timeout</w:t>
+            </w:r>
+          </w:p>
+        </w:tc>
+        <w:tc>
+          <w:tcPr>
+            <w:tcW w:type="dxa" w:w="2160"/>
+          </w:tcPr>
+          <w:p>
+            <w:r>
+              <w:rPr>
+                <w:sz w:val="18"/>
+              </w:rPr>
+              <w:t>sudo ${RABBITMQCTL} list_queues name messages --timeout 60000</w:t>
+            </w:r>
+          </w:p>
+        </w:tc>
+        <w:tc>
+          <w:tcPr>
+            <w:tcW w:type="dxa" w:w="2160"/>
+          </w:tcPr>
+          <w:p>
+            <w:r>
+              <w:rPr>
+                <w:sz w:val="18"/>
+              </w:rPr>
+              <w:t>May hang up to timeout</w:t>
+            </w:r>
+          </w:p>
+        </w:tc>
+        <w:tc>
+          <w:tcPr>
+            <w:tcW w:type="dxa" w:w="2160"/>
+          </w:tcPr>
+          <w:p>
+            <w:r>
+              <w:rPr>
+                <w:sz w:val="18"/>
+              </w:rPr>
+              <w:t>When API is unavailable (management plugin down)</w:t>
+            </w:r>
+          </w:p>
+        </w:tc>
+      </w:tr>
+      <w:tr>
+        <w:tc>
+          <w:tcPr>
+            <w:tcW w:type="dxa" w:w="2160"/>
+            <w:shd w:fill="F2F3F4" w:val="clear"/>
+          </w:tcPr>
+          <w:p>
+            <w:r>
+              <w:rPr>
+                <w:sz w:val="18"/>
+              </w:rPr>
+              <w:t>timeout wrapper</w:t>
+            </w:r>
+          </w:p>
+        </w:tc>
+        <w:tc>
+          <w:tcPr>
+            <w:tcW w:type="dxa" w:w="2160"/>
+            <w:shd w:fill="F2F3F4" w:val="clear"/>
+          </w:tcPr>
+          <w:p>
+            <w:r>
+              <w:rPr>
+                <w:sz w:val="18"/>
+              </w:rPr>
+              <w:t>sudo timeout 60 ${RABBITMQCTL} list_queues name messages</w:t>
+            </w:r>
+          </w:p>
+        </w:tc>
+        <w:tc>
+          <w:tcPr>
+            <w:tcW w:type="dxa" w:w="2160"/>
+            <w:shd w:fill="F2F3F4" w:val="clear"/>
+          </w:tcPr>
+          <w:p>
+            <w:r>
+              <w:rPr>
+                <w:sz w:val="18"/>
+              </w:rPr>
+              <w:t>Killed after 60s</w:t>
+            </w:r>
+          </w:p>
+        </w:tc>
+        <w:tc>
+          <w:tcPr>
+            <w:tcW w:type="dxa" w:w="2160"/>
+            <w:shd w:fill="F2F3F4" w:val="clear"/>
+          </w:tcPr>
+          <w:p>
+            <w:r>
+              <w:rPr>
+                <w:sz w:val="18"/>
+              </w:rPr>
+              <w:t>Last resort — will kill the process if it hangs</w:t>
+            </w:r>
+          </w:p>
+        </w:tc>
+      </w:tr>
+    </w:tbl>
+    <w:p>
+      <w:pPr>
+        <w:spacing w:before="80" w:after="80"/>
+      </w:pPr>
+      <w:r>
+        <w:rPr>
+          <w:rFonts w:ascii="Courier New" w:hAnsi="Courier New"/>
+          <w:sz w:val="16"/>
+        </w:rPr>
+        <w:t># RECOMMENDED: Use Management API (never hangs)</w:t>
+        <w:br/>
+        <w:t>curl -s -u ${RMQ_ADMIN_USER}:${RMQ_ADMIN_PASS} \</w:t>
+        <w:br/>
+        <w:t xml:space="preserve">  http://${RMQ_NODE1}:${RMQ_MGMT_PORT}/api/queues/%2F?columns=name,messages,consumers,type,state,leader</w:t>
+        <w:br/>
+        <w:br/>
+        <w:t># If you MUST use CLI:</w:t>
+        <w:br/>
+        <w:t>sudo ${RABBITMQCTL} list_queues --local name messages consumers type --timeout 60000</w:t>
+        <w:br/>
+        <w:br/>
+        <w:t># With OS-level timeout (force-kills if hangs):</w:t>
+        <w:br/>
+        <w:t>sudo timeout 60 ${RABBITMQCTL} list_queues name messages</w:t>
+      </w:r>
+    </w:p>
+    <w:p>
+      <w:pPr>
+        <w:spacing w:before="120" w:after="120"/>
+      </w:pPr>
+      <w:r>
+        <w:rPr>
+          <w:b/>
+          <w:color w:val="008000"/>
+          <w:sz w:val="20"/>
+        </w:rPr>
+        <w:t xml:space="preserve">  NOTE: </w:t>
+      </w:r>
+      <w:r>
+        <w:rPr>
+          <w:color w:val="008000"/>
+          <w:sz w:val="20"/>
+        </w:rPr>
+        <w:t>All runbook automation scripts use the Management HTTP API by default. The scripts/runbook/lib/rabbitmq_helpers.sh library provides rmq_list_queues() which tries the API first and falls back to CLI with --local --timeout only if the API is unreachable.</w:t>
+      </w:r>
+    </w:p>
+    <w:p>
+      <w:pPr>
+        <w:pStyle w:val="Heading2"/>
+      </w:pPr>
+      <w:r>
+        <w:t>A.11  Pre-Restart Decision Script</w:t>
+      </w:r>
+    </w:p>
+    <w:p>
+      <w:r>
+        <w:t>Before restarting ANY node, run the restart decision script. It performs all safety checks automatically and gives you a per-node SAFE/UNSAFE verdict.</w:t>
+      </w:r>
+    </w:p>
+    <w:p>
+      <w:pPr>
+        <w:spacing w:before="80" w:after="80"/>
+      </w:pPr>
+      <w:r>
+        <w:rPr>
+          <w:rFonts w:ascii="Courier New" w:hAnsi="Courier New"/>
+          <w:sz w:val="16"/>
+        </w:rPr>
+        <w:t># Check all nodes — which one can I safely restart?</w:t>
+        <w:br/>
+        <w:t>./scripts/runbook/rabbitmq/rb-rmq-008-restart-decision.sh</w:t>
+        <w:br/>
+        <w:br/>
+        <w:t># Check a specific node:</w:t>
+        <w:br/>
+        <w:t>./scripts/runbook/rabbitmq/rb-rmq-008-restart-decision.sh rabbitmq-node1</w:t>
+      </w:r>
+    </w:p>
+    <w:p>
+      <w:r>
+        <w:t>The script checks:</w:t>
+      </w:r>
+    </w:p>
+    <w:p>
+      <w:pPr>
+        <w:pStyle w:val="ListBullet"/>
+      </w:pPr>
+      <w:r>
+        <w:rPr>
+          <w:sz w:val="20"/>
+        </w:rPr>
+        <w:t>Cluster liveness — how many nodes are running (need 3/3 to restart any)</w:t>
+      </w:r>
+    </w:p>
+    <w:p>
+      <w:pPr>
+        <w:pStyle w:val="ListBullet"/>
+      </w:pPr>
+      <w:r>
+        <w:rPr>
+          <w:sz w:val="20"/>
+        </w:rPr>
+        <w:t>Memory/disk alarms — must be resolved before restarts</w:t>
+      </w:r>
+    </w:p>
+    <w:p>
+      <w:pPr>
+        <w:pStyle w:val="ListBullet"/>
+      </w:pPr>
+      <w:r>
+        <w:rPr>
+          <w:sz w:val="20"/>
+        </w:rPr>
+        <w:t>Network partitions — must be resolved before restarts</w:t>
+      </w:r>
+    </w:p>
+    <w:p>
+      <w:pPr>
+        <w:pStyle w:val="ListBullet"/>
+      </w:pPr>
+      <w:r>
+        <w:rPr>
+          <w:sz w:val="20"/>
+        </w:rPr>
+        <w:t>Queue leader distribution — which node leads the most queues (restart that one last)</w:t>
+      </w:r>
+    </w:p>
+    <w:p>
+      <w:pPr>
+        <w:pStyle w:val="ListBullet"/>
+      </w:pPr>
+      <w:r>
+        <w:rPr>
+          <w:sz w:val="20"/>
+        </w:rPr>
+        <w:t>Quorum-critical status — is this node the last member of any quorum queue</w:t>
+      </w:r>
+    </w:p>
+    <w:p>
+      <w:pPr>
+        <w:pStyle w:val="ListBullet"/>
+      </w:pPr>
+      <w:r>
+        <w:rPr>
+          <w:sz w:val="20"/>
+        </w:rPr>
+        <w:t>Connection distribution — how many clients will be disconnected</w:t>
+      </w:r>
+    </w:p>
+    <w:p>
+      <w:pPr>
+        <w:pStyle w:val="ListBullet"/>
+      </w:pPr>
+      <w:r>
+        <w:rPr>
+          <w:sz w:val="20"/>
+        </w:rPr>
+        <w:t>Provides recommended restart ORDER (fewest queues → most queues)</w:t>
+      </w:r>
+    </w:p>
+    <w:p>
+      <w:pPr>
+        <w:pStyle w:val="ListBullet"/>
+      </w:pPr>
+      <w:r>
+        <w:rPr>
+          <w:sz w:val="20"/>
+        </w:rPr>
+        <w:t>Lists queues using HTTP API (never hangs)</w:t>
+      </w:r>
+    </w:p>
+    <w:p>
+      <w:pPr>
+        <w:spacing w:before="120" w:after="120"/>
+      </w:pPr>
+      <w:r>
+        <w:rPr>
+          <w:b/>
+          <w:color w:val="0064B4"/>
+          <w:sz w:val="20"/>
+        </w:rPr>
+        <w:t xml:space="preserve">  IMPORTANT: </w:t>
+      </w:r>
+      <w:r>
+        <w:rPr>
+          <w:color w:val="0064B4"/>
+          <w:sz w:val="20"/>
+        </w:rPr>
+        <w:t>The Redis equivalent script is: scripts/runbook/redis/rb-redis-008-restart-decision.sh</w:t>
+        <w:br/>
+        <w:t>It checks master/replica roles, Sentinel quorum, replication lag, and min-replicas-to-write constraints.</w:t>
+      </w:r>
+    </w:p>
+    <w:p>
+      <w:pPr>
+        <w:pStyle w:val="Heading2"/>
+      </w:pPr>
+      <w:r>
+        <w:t>A.12  What NOT To Do — RabbitMQ</w:t>
       </w:r>
     </w:p>
     <w:tbl>
